--- a/en/wisdom-stories/from-a-wise-fathers-advice-to-his-son.docx
+++ b/en/wisdom-stories/from-a-wise-fathers-advice-to-his-son.docx
@@ -7,7 +7,7 @@
         <w:pStyle w:val="Title"/>
       </w:pPr>
       <w:r>
-        <w:t>A Wise Father’s Advice to His Son</w:t>
+        <w:t>From a Wise Father’s Advice to His Son</w:t>
       </w:r>
     </w:p>
     <w:p>
@@ -33,13 +33,13 @@
     <w:p>
       <w:pPr/>
       <w:r>
-        <w:t>Fruit is ready to fall only when it is ripe. In the same way, people have always valued the wisdom that comes with experience.</w:t>
+        <w:t>Fruit is ready to fall only when it is ripe. In the same way, people have always preferred those who have lived long and gained experience.</w:t>
       </w:r>
     </w:p>
     <w:p>
       <w:pPr/>
       <w:r>
-        <w:t>In youth, people often do wrong without thinking. Later, the memory of those wrongs can pierce the heart like a dagger.</w:t>
+        <w:t>In youth, people often do wrong without thinking. Later, when they remember them, those wrongs pierce their hearts like a dagger and weigh on their souls.</w:t>
       </w:r>
     </w:p>
     <w:p>
@@ -61,13 +61,13 @@
     <w:p>
       <w:pPr/>
       <w:r>
-        <w:t>Allah, the Creator of all worlds, did not place us here to live forever. Every life must come to an end.</w:t>
+        <w:t>Allah, the Creator of all worlds, did not place us here to live forever. He willed that at the end of life a person taste death.</w:t>
       </w:r>
     </w:p>
     <w:p>
       <w:pPr/>
       <w:r>
-        <w:t>Through many trials, Allah has taught me two habits that have helped preserve my health: eating modestly and walking after meals.</w:t>
+        <w:t>By Allah’s leave, two habits have kept me healthy up to this age. I have tested them for years: eating in moderation, and walking so that what I eat can be digested.</w:t>
       </w:r>
     </w:p>
     <w:p>
@@ -83,19 +83,19 @@
         <w:spacing w:after="80"/>
       </w:pPr>
       <w:r>
-        <w:t>The first think clearly and can look ahead to the consequences of their actions.</w:t>
+        <w:t>The first think clearly and can more or less see the future and think about it.</w:t>
       </w:r>
     </w:p>
     <w:p>
       <w:pPr/>
       <w:r>
-        <w:t>The second lose their way through the influence of others, but are willing to listen when someone offers guidance.</w:t>
+        <w:t>The second cannot tell whether their path is straight or crooked, and they come to that state through the influence of others, not by their own wish, but accept advice and listen when it is given.</w:t>
       </w:r>
     </w:p>
     <w:p>
       <w:pPr/>
       <w:r>
-        <w:t>The third know little, yet believe they know everything and refuse all advice. They are the most unfortunate of all.</w:t>
+        <w:t>The third are aware of nothing, yet believe they know everything and refuse all advice. They are the most unfortunate of all.</w:t>
       </w:r>
     </w:p>
     <w:p>
@@ -111,7 +111,7 @@
         <w:spacing w:after="80"/>
       </w:pPr>
       <w:r>
-        <w:t>If you belong to the first group, I will be glad.</w:t>
+        <w:t>If Almighty Allah has made you one of the people I placed in the first group, I will rejoice.</w:t>
       </w:r>
     </w:p>
     <w:p>
@@ -141,11 +141,9 @@
         <w:rPr>
           <w:b/>
         </w:rPr>
-        <w:t>Moral:</w:t>
+        <w:t>Moral: Wisdom is the source of happiness, and strength is the servant of wisdom. He who listens to advice will be exalted; but he who thinks he knows everything will perish.</w:t>
       </w:r>
-      <w:r>
-        <w:t xml:space="preserve"> Wisdom is the source of happiness, and strength is the servant of wisdom. He who listens to advice will be exalted; but he who thinks he knows everything will perish.</w:t>
-      </w:r>
+      <w:r/>
     </w:p>
     <w:p>
       <w:pPr>
@@ -156,7 +154,7 @@
           <w:i/>
           <w:sz w:val="18"/>
         </w:rPr>
-        <w:t>Source: Publicly available internet sources.</w:t>
+        <w:t>Stories are taken from open Internet sources; illustrations were created with AI.</w:t>
       </w:r>
     </w:p>
     <w:sectPr>
